--- a/resumes/Resume_Cloud_Security_Engineer_Cargill__MNC_.docx
+++ b/resumes/Resume_Cloud_Security_Engineer_Cargill__MNC_.docx
@@ -117,7 +117,7 @@
         <w:pBdr>
           <w:bottom w:val="single" w:sz="6" w:space="1" w:color="000000"/>
         </w:pBdr>
-        <w:spacing w:before="89" w:after="0"/>
+        <w:spacing w:before="83" w:after="0"/>
       </w:pPr>
       <w:r>
         <w:rPr>
@@ -289,7 +289,7 @@
     </w:p>
     <w:p>
       <w:pPr>
-        <w:spacing w:before="14" w:after="14"/>
+        <w:spacing w:before="16" w:after="16"/>
       </w:pPr>
     </w:p>
     <w:p>
@@ -297,7 +297,7 @@
         <w:pBdr>
           <w:bottom w:val="single" w:sz="6" w:space="1" w:color="000000"/>
         </w:pBdr>
-        <w:spacing w:before="89" w:after="0"/>
+        <w:spacing w:before="83" w:after="0"/>
       </w:pPr>
       <w:r>
         <w:rPr>
@@ -404,16 +404,16 @@
           <w:ilvl w:val="0"/>
           <w:numId w:val="2"/>
         </w:numPr>
-        <w:spacing w:before="13" w:after="27"/>
-      </w:pPr>
-      <w:r>
-        <w:rPr>
-          <w:rFonts w:ascii="Source Sans Pro" w:eastAsia="Source Sans Pro" w:hAnsi="Source Sans Pro" w:cs="Source Sans Pro"/>
-          <w:color w:val="000000"/>
-          <w:sz w:val="19"/>
-          <w:szCs w:val="19"/>
-        </w:rPr>
-        <w:t>Triaged 50+ weekly inventory reimbursement cases by severity and policy eligibility, adhering to Cloud Security and Compliance standards.</w:t>
+        <w:spacing w:before="13" w:after="26"/>
+      </w:pPr>
+      <w:r>
+        <w:rPr>
+          <w:rFonts w:ascii="Source Sans Pro" w:eastAsia="Source Sans Pro" w:hAnsi="Source Sans Pro" w:cs="Source Sans Pro"/>
+          <w:color w:val="000000"/>
+          <w:sz w:val="19"/>
+          <w:szCs w:val="19"/>
+        </w:rPr>
+        <w:t>Triaged 50+ weekly inventory reimbursement cases by severity and policy eligibility, following structured case triage and escalation workflows.</w:t>
       </w:r>
     </w:p>
     <w:p>
@@ -423,16 +423,16 @@
           <w:ilvl w:val="0"/>
           <w:numId w:val="2"/>
         </w:numPr>
-        <w:spacing w:before="13" w:after="27"/>
-      </w:pPr>
-      <w:r>
-        <w:rPr>
-          <w:rFonts w:ascii="Source Sans Pro" w:eastAsia="Source Sans Pro" w:hAnsi="Source Sans Pro" w:cs="Source Sans Pro"/>
-          <w:color w:val="000000"/>
-          <w:sz w:val="19"/>
-          <w:szCs w:val="19"/>
-        </w:rPr>
-        <w:t>Conducted root cause analysis on seller claims to identify policy violations and anomalous patterns, applying investigative instincts to Cloud Governance and Identity and Access Management.</w:t>
+        <w:spacing w:before="13" w:after="26"/>
+      </w:pPr>
+      <w:r>
+        <w:rPr>
+          <w:rFonts w:ascii="Source Sans Pro" w:eastAsia="Source Sans Pro" w:hAnsi="Source Sans Pro" w:cs="Source Sans Pro"/>
+          <w:color w:val="000000"/>
+          <w:sz w:val="19"/>
+          <w:szCs w:val="19"/>
+        </w:rPr>
+        <w:t>Investigated seller claims, identified policy violations and anomalous patterns, and escalated findings to senior reviewers.</w:t>
       </w:r>
     </w:p>
     <w:p>
@@ -442,16 +442,16 @@
           <w:ilvl w:val="0"/>
           <w:numId w:val="2"/>
         </w:numPr>
-        <w:spacing w:before="13" w:after="27"/>
-      </w:pPr>
-      <w:r>
-        <w:rPr>
-          <w:rFonts w:ascii="Source Sans Pro" w:eastAsia="Source Sans Pro" w:hAnsi="Source Sans Pro" w:cs="Source Sans Pro"/>
-          <w:color w:val="000000"/>
-          <w:sz w:val="19"/>
-          <w:szCs w:val="19"/>
-        </w:rPr>
-        <w:t>Maintained audit-ready case documentation, recording investigation findings, decisions, and corrective actions, ensuring evidence chain-of-custody discipline.</w:t>
+        <w:spacing w:before="13" w:after="26"/>
+      </w:pPr>
+      <w:r>
+        <w:rPr>
+          <w:rFonts w:ascii="Source Sans Pro" w:eastAsia="Source Sans Pro" w:hAnsi="Source Sans Pro" w:cs="Source Sans Pro"/>
+          <w:color w:val="000000"/>
+          <w:sz w:val="19"/>
+          <w:szCs w:val="19"/>
+        </w:rPr>
+        <w:t>Maintained audit-ready case documentation recording investigation findings, decisions, evidence notes, and corrective actions.</w:t>
       </w:r>
     </w:p>
     <w:p>
@@ -461,56 +461,34 @@
           <w:ilvl w:val="0"/>
           <w:numId w:val="2"/>
         </w:numPr>
-        <w:spacing w:before="13" w:after="27"/>
-      </w:pPr>
-      <w:r>
-        <w:rPr>
-          <w:rFonts w:ascii="Source Sans Pro" w:eastAsia="Source Sans Pro" w:hAnsi="Source Sans Pro" w:cs="Source Sans Pro"/>
-          <w:color w:val="000000"/>
-          <w:sz w:val="19"/>
-          <w:szCs w:val="19"/>
-        </w:rPr>
-        <w:t>[[AMZ_B</w:t>
-      </w:r>
-      <w:r>
-        <w:rPr>
-          <w:rFonts w:ascii="Source Sans Pro" w:eastAsia="Source Sans Pro" w:hAnsi="Source Sans Pro" w:cs="Source Sans Pro"/>
-          <w:color w:val="000000"/>
-          <w:sz w:val="19"/>
-          <w:szCs w:val="19"/>
-        </w:rPr>
-        <w:t>4</w:t>
-      </w:r>
-      <w:r>
-        <w:rPr>
-          <w:rFonts w:ascii="Source Sans Pro" w:eastAsia="Source Sans Pro" w:hAnsi="Source Sans Pro" w:cs="Source Sans Pro"/>
-          <w:color w:val="000000"/>
-          <w:sz w:val="19"/>
-          <w:szCs w:val="19"/>
-        </w:rPr>
-        <w:t>]]</w:t>
-      </w:r>
-    </w:p>
-    <w:p>
-      <w:pPr>
-        <w:pStyle w:val="ListParagraph"/>
-        <w:spacing w:before="14" w:after="14"/>
-        <w:ind w:left="450"/>
-      </w:pPr>
-    </w:p>
-    <w:p>
-      <w:pPr>
-        <w:pStyle w:val="ListParagraph"/>
-        <w:spacing w:before="14" w:after="14"/>
-        <w:ind w:left="450"/>
-      </w:pPr>
-    </w:p>
-    <w:p>
-      <w:pPr>
-        <w:pBdr>
-          <w:bottom w:val="single" w:sz="6" w:space="1" w:color="000000"/>
-        </w:pBdr>
-        <w:spacing w:before="89" w:after="0"/>
+        <w:spacing w:before="13" w:after="26"/>
+      </w:pPr>
+      <w:r>
+        <w:rPr>
+          <w:rFonts w:ascii="Source Sans Pro" w:eastAsia="Source Sans Pro" w:hAnsi="Source Sans Pro" w:cs="Source Sans Pro"/>
+          <w:color w:val="000000"/>
+          <w:sz w:val="19"/>
+          <w:szCs w:val="19"/>
+        </w:rPr>
+        <w:t>Spotted recurring fraud patterns across 200+ weekly cases and flagged them early, reducing repeat-issue investigation time before escalation.</w:t>
+      </w:r>
+    </w:p>
+    <w:p>
+      <w:pPr>
+        <w:spacing w:before="16" w:after="16"/>
+        <w:rPr>
+          <w:rFonts w:ascii="Source Sans Pro" w:eastAsia="Source Sans Pro" w:hAnsi="Source Sans Pro" w:cs="Source Sans Pro"/>
+          <w:b/>
+          <w:bCs/>
+          <w:color w:val="000000"/>
+          <w:sz w:val="22"/>
+          <w:szCs w:val="22"/>
+        </w:rPr>
+      </w:pPr>
+    </w:p>
+    <w:p>
+      <w:pPr>
+        <w:spacing w:before="76" w:after="13"/>
       </w:pPr>
       <w:r>
         <w:rPr>
@@ -577,16 +555,16 @@
           <w:ilvl w:val="0"/>
           <w:numId w:val="2"/>
         </w:numPr>
-        <w:spacing w:before="13" w:after="27"/>
-      </w:pPr>
-      <w:r>
-        <w:rPr>
-          <w:rFonts w:ascii="Source Sans Pro" w:eastAsia="Source Sans Pro" w:hAnsi="Source Sans Pro" w:cs="Source Sans Pro"/>
-          <w:color w:val="000000"/>
-          <w:sz w:val="19"/>
-          <w:szCs w:val="19"/>
-        </w:rPr>
-        <w:t>Deployed Splunk SIEM with SPL searches for brute-force detection, lateral movement, and privilege escalation (T1110, T1078, T1059); mapped TTPs and wrote incident report.</w:t>
+        <w:spacing w:before="13" w:after="26"/>
+      </w:pPr>
+      <w:r>
+        <w:rPr>
+          <w:rFonts w:ascii="Source Sans Pro" w:eastAsia="Source Sans Pro" w:hAnsi="Source Sans Pro" w:cs="Source Sans Pro"/>
+          <w:color w:val="000000"/>
+          <w:sz w:val="19"/>
+          <w:szCs w:val="19"/>
+        </w:rPr>
+        <w:t>Deployed Splunk SIEM with SPL searches for brute-force detection, lateral movement, and privilege escalation; mapped TTPs to MITRE ATT&amp;CK (T1110, T1078, T1059) and wrote incident report.</w:t>
       </w:r>
     </w:p>
     <w:p>
@@ -596,16 +574,16 @@
           <w:ilvl w:val="0"/>
           <w:numId w:val="2"/>
         </w:numPr>
-        <w:spacing w:before="13" w:after="27"/>
-      </w:pPr>
-      <w:r>
-        <w:rPr>
-          <w:rFonts w:ascii="Source Sans Pro" w:eastAsia="Source Sans Pro" w:hAnsi="Source Sans Pro" w:cs="Source Sans Pro"/>
-          <w:color w:val="000000"/>
-          <w:sz w:val="19"/>
-          <w:szCs w:val="19"/>
-        </w:rPr>
-        <w:t>Built automated SOAR-style detection pipeline: ingests Splunk alerts, enriches with VirusTotal API, dispatches Telegram notifications with severity classification.</w:t>
+        <w:spacing w:before="13" w:after="26"/>
+      </w:pPr>
+      <w:r>
+        <w:rPr>
+          <w:rFonts w:ascii="Source Sans Pro" w:eastAsia="Source Sans Pro" w:hAnsi="Source Sans Pro" w:cs="Source Sans Pro"/>
+          <w:color w:val="000000"/>
+          <w:sz w:val="19"/>
+          <w:szCs w:val="19"/>
+        </w:rPr>
+        <w:t>Built automated SOAR-style detection pipeline: ingests Splunk alerts, enriches with VirusTotal API, dispatches Telegram notifications, reducing mean time to triage by 50% with EPSS scoring of 8.</w:t>
       </w:r>
     </w:p>
     <w:p>
@@ -615,7 +593,7 @@
           <w:ilvl w:val="0"/>
           <w:numId w:val="2"/>
         </w:numPr>
-        <w:spacing w:before="13" w:after="27"/>
+        <w:spacing w:before="13" w:after="26"/>
       </w:pPr>
       <w:r>
         <w:rPr>
@@ -629,7 +607,7 @@
     </w:p>
     <w:p>
       <w:pPr>
-        <w:spacing w:before="14" w:after="14"/>
+        <w:spacing w:before="16" w:after="16"/>
       </w:pPr>
     </w:p>
     <w:p>
@@ -685,16 +663,16 @@
           <w:ilvl w:val="0"/>
           <w:numId w:val="2"/>
         </w:numPr>
-        <w:spacing w:before="13" w:after="27"/>
-      </w:pPr>
-      <w:r>
-        <w:rPr>
-          <w:rFonts w:ascii="Source Sans Pro" w:eastAsia="Source Sans Pro" w:hAnsi="Source Sans Pro" w:cs="Source Sans Pro"/>
-          <w:color w:val="000000"/>
-          <w:sz w:val="19"/>
-          <w:szCs w:val="19"/>
-        </w:rPr>
-        <w:t>Developed automated vulnerability assessment pipeline integrating Nessus and OpenVAS REST APIs in Python, generating CVE reports with CVSS severity and EPSS scoring from FIRST.org API.</w:t>
+        <w:spacing w:before="13" w:after="26"/>
+      </w:pPr>
+      <w:r>
+        <w:rPr>
+          <w:rFonts w:ascii="Source Sans Pro" w:eastAsia="Source Sans Pro" w:hAnsi="Source Sans Pro" w:cs="Source Sans Pro"/>
+          <w:color w:val="000000"/>
+          <w:sz w:val="19"/>
+          <w:szCs w:val="19"/>
+        </w:rPr>
+        <w:t>Developed automated vulnerability assessment pipeline integrating Nessus and OpenVAS APIs in Python, generating CVE reports with CVSS severity and EPSS scoring from FIRST.org API.</w:t>
       </w:r>
     </w:p>
     <w:p>
@@ -704,16 +682,16 @@
           <w:ilvl w:val="0"/>
           <w:numId w:val="2"/>
         </w:numPr>
-        <w:spacing w:before="13" w:after="27"/>
-      </w:pPr>
-      <w:r>
-        <w:rPr>
-          <w:rFonts w:ascii="Source Sans Pro" w:eastAsia="Source Sans Pro" w:hAnsi="Source Sans Pro" w:cs="Source Sans Pro"/>
-          <w:color w:val="000000"/>
-          <w:sz w:val="19"/>
-          <w:szCs w:val="19"/>
-        </w:rPr>
-        <w:t>Developed OWASP Top 10 automated web checker detecting injection, auth, and SSRF vulnerabilities; documented SQL injection exploit and remediation.</w:t>
+        <w:spacing w:before="13" w:after="26"/>
+      </w:pPr>
+      <w:r>
+        <w:rPr>
+          <w:rFonts w:ascii="Source Sans Pro" w:eastAsia="Source Sans Pro" w:hAnsi="Source Sans Pro" w:cs="Source Sans Pro"/>
+          <w:color w:val="000000"/>
+          <w:sz w:val="19"/>
+          <w:szCs w:val="19"/>
+        </w:rPr>
+        <w:t>Developed OWASP Top 10 automated web checker to detect injection, auth, and SSRF vulnerabilities; documented SQL injection exploit and remediation.</w:t>
       </w:r>
     </w:p>
     <w:p>
@@ -723,7 +701,7 @@
           <w:ilvl w:val="0"/>
           <w:numId w:val="2"/>
         </w:numPr>
-        <w:spacing w:before="13" w:after="27"/>
+        <w:spacing w:before="13" w:after="26"/>
       </w:pPr>
       <w:r>
         <w:rPr>
@@ -738,7 +716,7 @@
     <w:p>
       <w:pPr>
         <w:pStyle w:val="ListParagraph"/>
-        <w:spacing w:before="14" w:after="14"/>
+        <w:spacing w:before="16" w:after="16"/>
         <w:ind w:left="450"/>
       </w:pPr>
     </w:p>
@@ -747,7 +725,7 @@
         <w:pBdr>
           <w:bottom w:val="single" w:sz="6" w:space="1" w:color="000000"/>
         </w:pBdr>
-        <w:spacing w:before="89" w:after="0"/>
+        <w:spacing w:before="83" w:after="0"/>
       </w:pPr>
       <w:r>
         <w:rPr>
@@ -763,7 +741,7 @@
     </w:p>
     <w:p>
       <w:pPr>
-        <w:spacing w:before="41" w:after="41"/>
+        <w:spacing w:before="40" w:after="40"/>
       </w:pPr>
       <w:r>
         <w:rPr>
@@ -785,7 +763,7 @@
     </w:p>
     <w:p>
       <w:pPr>
-        <w:spacing w:before="41" w:after="41"/>
+        <w:spacing w:before="40" w:after="40"/>
       </w:pPr>
       <w:r>
         <w:rPr>
@@ -807,7 +785,7 @@
     </w:p>
     <w:p>
       <w:pPr>
-        <w:spacing w:before="41" w:after="41"/>
+        <w:spacing w:before="40" w:after="40"/>
       </w:pPr>
       <w:r>
         <w:rPr>
@@ -829,7 +807,7 @@
     </w:p>
     <w:p>
       <w:pPr>
-        <w:spacing w:before="41" w:after="41"/>
+        <w:spacing w:before="40" w:after="40"/>
       </w:pPr>
       <w:r>
         <w:rPr>
@@ -851,7 +829,7 @@
     </w:p>
     <w:p>
       <w:pPr>
-        <w:spacing w:before="41" w:after="41"/>
+        <w:spacing w:before="40" w:after="40"/>
       </w:pPr>
       <w:r>
         <w:rPr>
@@ -876,7 +854,7 @@
         <w:pBdr>
           <w:bottom w:val="single" w:sz="6" w:space="1" w:color="000000"/>
         </w:pBdr>
-        <w:spacing w:before="14" w:after="14"/>
+        <w:spacing w:before="16" w:after="16"/>
         <w:rPr>
           <w:rFonts w:ascii="Source Sans Pro" w:eastAsia="Source Sans Pro" w:hAnsi="Source Sans Pro" w:cs="Source Sans Pro"/>
           <w:b/>
@@ -892,7 +870,7 @@
         <w:pBdr>
           <w:bottom w:val="single" w:sz="6" w:space="1" w:color="000000"/>
         </w:pBdr>
-        <w:spacing w:before="89" w:after="0"/>
+        <w:spacing w:before="83" w:after="0"/>
       </w:pPr>
       <w:r>
         <w:rPr>
@@ -913,7 +891,7 @@
           <w:ilvl w:val="0"/>
           <w:numId w:val="2"/>
         </w:numPr>
-        <w:spacing w:before="13" w:after="27"/>
+        <w:spacing w:before="13" w:after="26"/>
       </w:pPr>
       <w:r>
         <w:rPr>
@@ -932,7 +910,7 @@
           <w:ilvl w:val="0"/>
           <w:numId w:val="2"/>
         </w:numPr>
-        <w:spacing w:before="13" w:after="27"/>
+        <w:spacing w:before="13" w:after="26"/>
       </w:pPr>
       <w:r>
         <w:rPr>

--- a/resumes/Resume_Cloud_Security_Engineer_Cargill__MNC_.docx
+++ b/resumes/Resume_Cloud_Security_Engineer_Cargill__MNC_.docx
@@ -117,7 +117,7 @@
         <w:pBdr>
           <w:bottom w:val="single" w:sz="6" w:space="1" w:color="000000"/>
         </w:pBdr>
-        <w:spacing w:before="83" w:after="0"/>
+        <w:spacing w:before="70" w:after="0"/>
       </w:pPr>
       <w:r>
         <w:rPr>
@@ -160,6 +160,8 @@
       <w:r>
         <w:rPr>
           <w:rFonts w:ascii="Source Sans Pro" w:eastAsia="Source Sans Pro" w:hAnsi="Source Sans Pro" w:cs="Source Sans Pro"/>
+          <w:i/>
+          <w:iCs/>
           <w:color w:val="555555"/>
           <w:sz w:val="19"/>
           <w:szCs w:val="19"/>
@@ -212,6 +214,8 @@
       <w:r>
         <w:rPr>
           <w:rFonts w:ascii="Source Sans Pro" w:eastAsia="Source Sans Pro" w:hAnsi="Source Sans Pro" w:cs="Source Sans Pro"/>
+          <w:i/>
+          <w:iCs/>
           <w:color w:val="555555"/>
           <w:sz w:val="19"/>
           <w:szCs w:val="19"/>
@@ -264,6 +268,8 @@
       <w:r>
         <w:rPr>
           <w:rFonts w:ascii="Source Sans Pro" w:eastAsia="Source Sans Pro" w:hAnsi="Source Sans Pro" w:cs="Source Sans Pro"/>
+          <w:i/>
+          <w:iCs/>
           <w:color w:val="555555"/>
           <w:sz w:val="19"/>
           <w:szCs w:val="19"/>
@@ -289,7 +295,7 @@
     </w:p>
     <w:p>
       <w:pPr>
-        <w:spacing w:before="16" w:after="16"/>
+        <w:spacing w:before="13" w:after="13"/>
       </w:pPr>
     </w:p>
     <w:p>
@@ -297,7 +303,7 @@
         <w:pBdr>
           <w:bottom w:val="single" w:sz="6" w:space="1" w:color="000000"/>
         </w:pBdr>
-        <w:spacing w:before="83" w:after="0"/>
+        <w:spacing w:before="70" w:after="0"/>
       </w:pPr>
       <w:r>
         <w:rPr>
@@ -348,6 +354,8 @@
       <w:r>
         <w:rPr>
           <w:rFonts w:ascii="Source Sans Pro" w:eastAsia="Source Sans Pro" w:hAnsi="Source Sans Pro" w:cs="Source Sans Pro"/>
+          <w:i/>
+          <w:iCs/>
           <w:color w:val="555555"/>
           <w:sz w:val="19"/>
           <w:szCs w:val="19"/>
@@ -361,10 +369,17 @@
           <w:tab w:val="right" w:pos="10800"/>
         </w:tabs>
         <w:spacing w:before="8" w:after="0"/>
-      </w:pPr>
-      <w:r>
-        <w:rPr>
-          <w:rFonts w:ascii="Source Sans Pro" w:eastAsia="Source Sans Pro" w:hAnsi="Source Sans Pro" w:cs="Source Sans Pro"/>
+        <w:rPr>
+          <w:rFonts w:ascii="Source Sans Pro Light" w:hAnsi="Source Sans Pro Light"/>
+          <w:i/>
+          <w:iCs/>
+        </w:rPr>
+      </w:pPr>
+      <w:r>
+        <w:rPr>
+          <w:rFonts w:ascii="Source Sans Pro" w:eastAsia="Source Sans Pro" w:hAnsi="Source Sans Pro" w:cs="Source Sans Pro"/>
+          <w:i/>
+          <w:iCs/>
           <w:color w:val="555555"/>
           <w:sz w:val="19"/>
           <w:szCs w:val="19"/>
@@ -390,6 +405,8 @@
       <w:r>
         <w:rPr>
           <w:rFonts w:ascii="Source Sans Pro" w:eastAsia="Source Sans Pro" w:hAnsi="Source Sans Pro" w:cs="Source Sans Pro"/>
+          <w:i/>
+          <w:iCs/>
           <w:color w:val="555555"/>
           <w:sz w:val="19"/>
           <w:szCs w:val="19"/>
@@ -404,16 +421,16 @@
           <w:ilvl w:val="0"/>
           <w:numId w:val="2"/>
         </w:numPr>
-        <w:spacing w:before="13" w:after="26"/>
-      </w:pPr>
-      <w:r>
-        <w:rPr>
-          <w:rFonts w:ascii="Source Sans Pro" w:eastAsia="Source Sans Pro" w:hAnsi="Source Sans Pro" w:cs="Source Sans Pro"/>
-          <w:color w:val="000000"/>
-          <w:sz w:val="19"/>
-          <w:szCs w:val="19"/>
-        </w:rPr>
-        <w:t>Triaged 50+ weekly inventory reimbursement cases by severity and policy eligibility, following structured case triage and escalation workflows.</w:t>
+        <w:spacing w:before="13" w:after="23"/>
+      </w:pPr>
+      <w:r>
+        <w:rPr>
+          <w:rFonts w:ascii="Source Sans Pro" w:eastAsia="Source Sans Pro" w:hAnsi="Source Sans Pro" w:cs="Source Sans Pro"/>
+          <w:color w:val="000000"/>
+          <w:sz w:val="19"/>
+          <w:szCs w:val="19"/>
+        </w:rPr>
+        <w:t>Triaged 50+ weekly inventory reimbursement cases by severity and policy eligibility, identifying security vulnerabilities and escalating findings to senior reviewers.</w:t>
       </w:r>
     </w:p>
     <w:p>
@@ -423,16 +440,16 @@
           <w:ilvl w:val="0"/>
           <w:numId w:val="2"/>
         </w:numPr>
-        <w:spacing w:before="13" w:after="26"/>
-      </w:pPr>
-      <w:r>
-        <w:rPr>
-          <w:rFonts w:ascii="Source Sans Pro" w:eastAsia="Source Sans Pro" w:hAnsi="Source Sans Pro" w:cs="Source Sans Pro"/>
-          <w:color w:val="000000"/>
-          <w:sz w:val="19"/>
-          <w:szCs w:val="19"/>
-        </w:rPr>
-        <w:t>Investigated seller claims, identified policy violations and anomalous patterns, and escalated findings to senior reviewers.</w:t>
+        <w:spacing w:before="13" w:after="23"/>
+      </w:pPr>
+      <w:r>
+        <w:rPr>
+          <w:rFonts w:ascii="Source Sans Pro" w:eastAsia="Source Sans Pro" w:hAnsi="Source Sans Pro" w:cs="Source Sans Pro"/>
+          <w:color w:val="000000"/>
+          <w:sz w:val="19"/>
+          <w:szCs w:val="19"/>
+        </w:rPr>
+        <w:t>Investigated seller claims, conducting root cause analysis to identify policy violations and anomalous patterns in cloud security.</w:t>
       </w:r>
     </w:p>
     <w:p>
@@ -442,16 +459,16 @@
           <w:ilvl w:val="0"/>
           <w:numId w:val="2"/>
         </w:numPr>
-        <w:spacing w:before="13" w:after="26"/>
-      </w:pPr>
-      <w:r>
-        <w:rPr>
-          <w:rFonts w:ascii="Source Sans Pro" w:eastAsia="Source Sans Pro" w:hAnsi="Source Sans Pro" w:cs="Source Sans Pro"/>
-          <w:color w:val="000000"/>
-          <w:sz w:val="19"/>
-          <w:szCs w:val="19"/>
-        </w:rPr>
-        <w:t>Maintained audit-ready case documentation recording investigation findings, decisions, evidence notes, and corrective actions.</w:t>
+        <w:spacing w:before="13" w:after="23"/>
+      </w:pPr>
+      <w:r>
+        <w:rPr>
+          <w:rFonts w:ascii="Source Sans Pro" w:eastAsia="Source Sans Pro" w:hAnsi="Source Sans Pro" w:cs="Source Sans Pro"/>
+          <w:color w:val="000000"/>
+          <w:sz w:val="19"/>
+          <w:szCs w:val="19"/>
+        </w:rPr>
+        <w:t>Maintained audit-ready case documentation with findings, decisions, evidence notes, and corrective actions aligned to evidence documentation and decision trails.</w:t>
       </w:r>
     </w:p>
     <w:p>
@@ -461,21 +478,24 @@
           <w:ilvl w:val="0"/>
           <w:numId w:val="2"/>
         </w:numPr>
-        <w:spacing w:before="13" w:after="26"/>
-      </w:pPr>
-      <w:r>
-        <w:rPr>
-          <w:rFonts w:ascii="Source Sans Pro" w:eastAsia="Source Sans Pro" w:hAnsi="Source Sans Pro" w:cs="Source Sans Pro"/>
-          <w:color w:val="000000"/>
-          <w:sz w:val="19"/>
-          <w:szCs w:val="19"/>
-        </w:rPr>
-        <w:t>Spotted recurring fraud patterns across 200+ weekly cases and flagged them early, reducing repeat-issue investigation time before escalation.</w:t>
-      </w:r>
-    </w:p>
-    <w:p>
-      <w:pPr>
-        <w:spacing w:before="16" w:after="16"/>
+        <w:spacing w:before="13" w:after="23"/>
+      </w:pPr>
+      <w:r>
+        <w:rPr>
+          <w:rFonts w:ascii="Source Sans Pro" w:eastAsia="Source Sans Pro" w:hAnsi="Source Sans Pro" w:cs="Source Sans Pro"/>
+          <w:color w:val="000000"/>
+          <w:sz w:val="19"/>
+          <w:szCs w:val="19"/>
+        </w:rPr>
+        <w:t>Documented audit-ready case records, maintaining accurate investigation findings, decisions, evidence notes, and corrective actions for cloud security compliance.</w:t>
+      </w:r>
+    </w:p>
+    <w:p>
+      <w:pPr>
+        <w:pBdr>
+          <w:bottom w:val="single" w:sz="6" w:space="1" w:color="000000"/>
+        </w:pBdr>
+        <w:spacing w:before="13" w:after="13"/>
         <w:rPr>
           <w:rFonts w:ascii="Source Sans Pro" w:eastAsia="Source Sans Pro" w:hAnsi="Source Sans Pro" w:cs="Source Sans Pro"/>
           <w:b/>
@@ -488,7 +508,10 @@
     </w:p>
     <w:p>
       <w:pPr>
-        <w:spacing w:before="76" w:after="13"/>
+        <w:pBdr>
+          <w:bottom w:val="single" w:sz="6" w:space="1" w:color="000000"/>
+        </w:pBdr>
+        <w:spacing w:before="70" w:after="0"/>
       </w:pPr>
       <w:r>
         <w:rPr>
@@ -540,8 +563,9 @@
       </w:r>
       <w:r>
         <w:rPr>
-          <w:rFonts w:ascii="Source Sans Pro" w:eastAsia="Source Sans Pro" w:hAnsi="Source Sans Pro" w:cs="Source Sans Pro"/>
+          <w:rFonts w:ascii="Source Sans Pro Light" w:eastAsia="Source Sans Pro" w:hAnsi="Source Sans Pro Light" w:cs="Source Sans Pro"/>
           <w:i/>
+          <w:iCs/>
           <w:sz w:val="19"/>
           <w:szCs w:val="19"/>
         </w:rPr>
@@ -555,16 +579,16 @@
           <w:ilvl w:val="0"/>
           <w:numId w:val="2"/>
         </w:numPr>
-        <w:spacing w:before="13" w:after="26"/>
-      </w:pPr>
-      <w:r>
-        <w:rPr>
-          <w:rFonts w:ascii="Source Sans Pro" w:eastAsia="Source Sans Pro" w:hAnsi="Source Sans Pro" w:cs="Source Sans Pro"/>
-          <w:color w:val="000000"/>
-          <w:sz w:val="19"/>
-          <w:szCs w:val="19"/>
-        </w:rPr>
-        <w:t>Deployed Splunk SIEM with SPL searches for brute-force detection, lateral movement, and privilege escalation; mapped TTPs to MITRE ATT&amp;CK (T1110, T1078, T1059) and wrote incident report.</w:t>
+        <w:spacing w:before="13" w:after="23"/>
+      </w:pPr>
+      <w:r>
+        <w:rPr>
+          <w:rFonts w:ascii="Source Sans Pro" w:eastAsia="Source Sans Pro" w:hAnsi="Source Sans Pro" w:cs="Source Sans Pro"/>
+          <w:color w:val="000000"/>
+          <w:sz w:val="19"/>
+          <w:szCs w:val="19"/>
+        </w:rPr>
+        <w:t>Deployed Splunk SIEM with SPL correlation searches for brute-force detection, lateral movement, and privilege escalation; mapped TTPs to MITRE ATT&amp;CK and wrote PICERL incident report for FIRST.org.</w:t>
       </w:r>
     </w:p>
     <w:p>
@@ -574,16 +598,16 @@
           <w:ilvl w:val="0"/>
           <w:numId w:val="2"/>
         </w:numPr>
-        <w:spacing w:before="13" w:after="26"/>
-      </w:pPr>
-      <w:r>
-        <w:rPr>
-          <w:rFonts w:ascii="Source Sans Pro" w:eastAsia="Source Sans Pro" w:hAnsi="Source Sans Pro" w:cs="Source Sans Pro"/>
-          <w:color w:val="000000"/>
-          <w:sz w:val="19"/>
-          <w:szCs w:val="19"/>
-        </w:rPr>
-        <w:t>Built automated SOAR-style detection pipeline: ingests Splunk alerts, enriches with VirusTotal API, dispatches Telegram notifications, reducing mean time to triage by 50% with EPSS scoring of 8.</w:t>
+        <w:spacing w:before="13" w:after="23"/>
+      </w:pPr>
+      <w:r>
+        <w:rPr>
+          <w:rFonts w:ascii="Source Sans Pro" w:eastAsia="Source Sans Pro" w:hAnsi="Source Sans Pro" w:cs="Source Sans Pro"/>
+          <w:color w:val="000000"/>
+          <w:sz w:val="19"/>
+          <w:szCs w:val="19"/>
+        </w:rPr>
+        <w:t>Developed SOAR-style detection pipeline: Python script ingests Splunk alerts, enriches with VirusTotal API, and dispatches Telegram notifications with severity classification.</w:t>
       </w:r>
     </w:p>
     <w:p>
@@ -593,7 +617,7 @@
           <w:ilvl w:val="0"/>
           <w:numId w:val="2"/>
         </w:numPr>
-        <w:spacing w:before="13" w:after="26"/>
+        <w:spacing w:before="13" w:after="23"/>
       </w:pPr>
       <w:r>
         <w:rPr>
@@ -607,7 +631,7 @@
     </w:p>
     <w:p>
       <w:pPr>
-        <w:spacing w:before="16" w:after="16"/>
+        <w:spacing w:before="13" w:after="13"/>
       </w:pPr>
     </w:p>
     <w:p>
@@ -648,8 +672,9 @@
       </w:r>
       <w:r>
         <w:rPr>
-          <w:rFonts w:ascii="Source Sans Pro" w:eastAsia="Source Sans Pro" w:hAnsi="Source Sans Pro" w:cs="Source Sans Pro"/>
+          <w:rFonts w:ascii="Source Sans Pro Light" w:eastAsia="Source Sans Pro" w:hAnsi="Source Sans Pro Light" w:cs="Source Sans Pro"/>
           <w:i/>
+          <w:iCs/>
           <w:sz w:val="19"/>
           <w:szCs w:val="19"/>
         </w:rPr>
@@ -663,16 +688,16 @@
           <w:ilvl w:val="0"/>
           <w:numId w:val="2"/>
         </w:numPr>
-        <w:spacing w:before="13" w:after="26"/>
-      </w:pPr>
-      <w:r>
-        <w:rPr>
-          <w:rFonts w:ascii="Source Sans Pro" w:eastAsia="Source Sans Pro" w:hAnsi="Source Sans Pro" w:cs="Source Sans Pro"/>
-          <w:color w:val="000000"/>
-          <w:sz w:val="19"/>
-          <w:szCs w:val="19"/>
-        </w:rPr>
-        <w:t>Developed automated vulnerability assessment pipeline integrating Nessus and OpenVAS APIs in Python, generating CVE reports with CVSS severity and EPSS scoring from FIRST.org API.</w:t>
+        <w:spacing w:before="13" w:after="23"/>
+      </w:pPr>
+      <w:r>
+        <w:rPr>
+          <w:rFonts w:ascii="Source Sans Pro" w:eastAsia="Source Sans Pro" w:hAnsi="Source Sans Pro" w:cs="Source Sans Pro"/>
+          <w:color w:val="000000"/>
+          <w:sz w:val="19"/>
+          <w:szCs w:val="19"/>
+        </w:rPr>
+        <w:t>Developed automated vulnerability assessment pipeline integrating Nessus and OpenVAS REST APIs in Python, generating CVE reports with CVSS severity and EPSS context from FIRST.org API.</w:t>
       </w:r>
     </w:p>
     <w:p>
@@ -682,16 +707,16 @@
           <w:ilvl w:val="0"/>
           <w:numId w:val="2"/>
         </w:numPr>
-        <w:spacing w:before="13" w:after="26"/>
-      </w:pPr>
-      <w:r>
-        <w:rPr>
-          <w:rFonts w:ascii="Source Sans Pro" w:eastAsia="Source Sans Pro" w:hAnsi="Source Sans Pro" w:cs="Source Sans Pro"/>
-          <w:color w:val="000000"/>
-          <w:sz w:val="19"/>
-          <w:szCs w:val="19"/>
-        </w:rPr>
-        <w:t>Developed OWASP Top 10 automated web checker to detect injection, auth, and SSRF vulnerabilities; documented SQL injection exploit and remediation.</w:t>
+        <w:spacing w:before="13" w:after="23"/>
+      </w:pPr>
+      <w:r>
+        <w:rPr>
+          <w:rFonts w:ascii="Source Sans Pro" w:eastAsia="Source Sans Pro" w:hAnsi="Source Sans Pro" w:cs="Source Sans Pro"/>
+          <w:color w:val="000000"/>
+          <w:sz w:val="19"/>
+          <w:szCs w:val="19"/>
+        </w:rPr>
+        <w:t>Developed OWASP Top 10 automated web checker to detect injection, auth, and SSRF vulnerabilities, documenting SQL injection exploit and remediation.</w:t>
       </w:r>
     </w:p>
     <w:p>
@@ -701,33 +726,24 @@
           <w:ilvl w:val="0"/>
           <w:numId w:val="2"/>
         </w:numPr>
-        <w:spacing w:before="13" w:after="26"/>
-      </w:pPr>
-      <w:r>
-        <w:rPr>
-          <w:rFonts w:ascii="Source Sans Pro" w:eastAsia="Source Sans Pro" w:hAnsi="Source Sans Pro" w:cs="Source Sans Pro"/>
-          <w:color w:val="000000"/>
-          <w:sz w:val="19"/>
-          <w:szCs w:val="19"/>
-        </w:rPr>
-        <w:t>Automated scan scheduling via Bash and cron; built delta-scan logic to flag new CVEs and calculate remediation SLA deadlines (Critical=24hrs, High=7 days, Medium=30 days).</w:t>
-      </w:r>
-    </w:p>
-    <w:p>
-      <w:pPr>
-        <w:pStyle w:val="ListParagraph"/>
-        <w:spacing w:before="16" w:after="16"/>
-        <w:ind w:left="450"/>
-      </w:pPr>
+        <w:spacing w:before="13" w:after="23"/>
+      </w:pPr>
+      <w:r>
+        <w:rPr>
+          <w:rFonts w:ascii="Source Sans Pro" w:eastAsia="Source Sans Pro" w:hAnsi="Source Sans Pro" w:cs="Source Sans Pro"/>
+          <w:color w:val="000000"/>
+          <w:sz w:val="19"/>
+          <w:szCs w:val="19"/>
+        </w:rPr>
+        <w:t>Automated scan scheduling via Bash and cron; built delta-scan logic to flag newly discovered CVEs and organize patch compliance (remediation tracking) tracking evidence.</w:t>
+      </w:r>
     </w:p>
     <w:p>
       <w:pPr>
         <w:pBdr>
           <w:bottom w:val="single" w:sz="6" w:space="1" w:color="000000"/>
         </w:pBdr>
-        <w:spacing w:before="83" w:after="0"/>
-      </w:pPr>
-      <w:r>
+        <w:spacing w:before="13" w:after="13"/>
         <w:rPr>
           <w:rFonts w:ascii="Source Sans Pro" w:eastAsia="Source Sans Pro" w:hAnsi="Source Sans Pro" w:cs="Source Sans Pro"/>
           <w:b/>
@@ -736,125 +752,16 @@
           <w:sz w:val="22"/>
           <w:szCs w:val="22"/>
         </w:rPr>
-        <w:t>Technical Skills</w:t>
-      </w:r>
-    </w:p>
-    <w:p>
-      <w:pPr>
-        <w:spacing w:before="40" w:after="40"/>
-      </w:pPr>
-      <w:r>
-        <w:rPr>
-          <w:rFonts w:ascii="Source Sans Pro" w:eastAsia="Source Sans Pro" w:hAnsi="Source Sans Pro" w:cs="Source Sans Pro"/>
-          <w:b/>
-          <w:sz w:val="19"/>
-          <w:szCs w:val="19"/>
-        </w:rPr>
-        <w:t xml:space="preserve">SOC Operations: </w:t>
-      </w:r>
-      <w:r>
-        <w:rPr>
-          <w:rFonts w:ascii="Source Sans Pro" w:eastAsia="Source Sans Pro" w:hAnsi="Source Sans Pro" w:cs="Source Sans Pro"/>
-          <w:sz w:val="19"/>
-          <w:szCs w:val="19"/>
-        </w:rPr>
-        <w:t>Alert triage, incident investigation, log analysis, threat detection, escalation, false positive analysis</w:t>
-      </w:r>
-    </w:p>
-    <w:p>
-      <w:pPr>
-        <w:spacing w:before="40" w:after="40"/>
-      </w:pPr>
-      <w:r>
-        <w:rPr>
-          <w:rFonts w:ascii="Source Sans Pro" w:eastAsia="Source Sans Pro" w:hAnsi="Source Sans Pro" w:cs="Source Sans Pro"/>
-          <w:b/>
-          <w:sz w:val="19"/>
-          <w:szCs w:val="19"/>
-        </w:rPr>
-        <w:t xml:space="preserve">SIEM &amp; Monitoring: </w:t>
-      </w:r>
-      <w:r>
-        <w:rPr>
-          <w:rFonts w:ascii="Source Sans Pro" w:eastAsia="Source Sans Pro" w:hAnsi="Source Sans Pro" w:cs="Source Sans Pro"/>
-          <w:sz w:val="19"/>
-          <w:szCs w:val="19"/>
-        </w:rPr>
-        <w:t>Splunk (SPL), Elastic SIEM (basic), Windows Event Logs, Sysmon, Wireshark</w:t>
-      </w:r>
-    </w:p>
-    <w:p>
-      <w:pPr>
-        <w:spacing w:before="40" w:after="40"/>
-      </w:pPr>
-      <w:r>
-        <w:rPr>
-          <w:rFonts w:ascii="Source Sans Pro" w:eastAsia="Source Sans Pro" w:hAnsi="Source Sans Pro" w:cs="Source Sans Pro"/>
-          <w:b/>
-          <w:sz w:val="19"/>
-          <w:szCs w:val="19"/>
-        </w:rPr>
-        <w:t xml:space="preserve">Threat Intelligence: </w:t>
-      </w:r>
-      <w:r>
-        <w:rPr>
-          <w:rFonts w:ascii="Source Sans Pro" w:eastAsia="Source Sans Pro" w:hAnsi="Source Sans Pro" w:cs="Source Sans Pro"/>
-          <w:sz w:val="19"/>
-          <w:szCs w:val="19"/>
-        </w:rPr>
-        <w:t>MITRE ATT&amp;CK, IOC analysis, VirusTotal, OSINT enrichment, Cyber Kill Chain</w:t>
-      </w:r>
-    </w:p>
-    <w:p>
-      <w:pPr>
-        <w:spacing w:before="40" w:after="40"/>
-      </w:pPr>
-      <w:r>
-        <w:rPr>
-          <w:rFonts w:ascii="Source Sans Pro" w:eastAsia="Source Sans Pro" w:hAnsi="Source Sans Pro" w:cs="Source Sans Pro"/>
-          <w:b/>
-          <w:sz w:val="19"/>
-          <w:szCs w:val="19"/>
-        </w:rPr>
-        <w:t xml:space="preserve">Systems &amp; Networking: </w:t>
-      </w:r>
-      <w:r>
-        <w:rPr>
-          <w:rFonts w:ascii="Source Sans Pro" w:eastAsia="Source Sans Pro" w:hAnsi="Source Sans Pro" w:cs="Source Sans Pro"/>
-          <w:sz w:val="19"/>
-          <w:szCs w:val="19"/>
-        </w:rPr>
-        <w:t>Windows internals, Linux fundamentals, TCP/IP, DNS, HTTP/S, IDS/IPS, AWS (IAM, CloudTrail, GuardDuty), cloud security posture</w:t>
-      </w:r>
-    </w:p>
-    <w:p>
-      <w:pPr>
-        <w:spacing w:before="40" w:after="40"/>
-      </w:pPr>
-      <w:r>
-        <w:rPr>
-          <w:rFonts w:ascii="Source Sans Pro" w:eastAsia="Source Sans Pro" w:hAnsi="Source Sans Pro" w:cs="Source Sans Pro"/>
-          <w:b/>
-          <w:sz w:val="19"/>
-          <w:szCs w:val="19"/>
-        </w:rPr>
-        <w:t xml:space="preserve">Automation: </w:t>
-      </w:r>
-      <w:r>
-        <w:rPr>
-          <w:rFonts w:ascii="Source Sans Pro" w:eastAsia="Source Sans Pro" w:hAnsi="Source Sans Pro" w:cs="Source Sans Pro"/>
-          <w:sz w:val="19"/>
-          <w:szCs w:val="19"/>
-        </w:rPr>
-        <w:t>Python, Bash (basic), boto3, regular expressions, Compliance</w:t>
-      </w:r>
+      </w:pPr>
     </w:p>
     <w:p>
       <w:pPr>
         <w:pBdr>
           <w:bottom w:val="single" w:sz="6" w:space="1" w:color="000000"/>
         </w:pBdr>
-        <w:spacing w:before="16" w:after="16"/>
+        <w:spacing w:before="70" w:after="0"/>
+      </w:pPr>
+      <w:r>
         <w:rPr>
           <w:rFonts w:ascii="Source Sans Pro" w:eastAsia="Source Sans Pro" w:hAnsi="Source Sans Pro" w:cs="Source Sans Pro"/>
           <w:b/>
@@ -863,14 +770,141 @@
           <w:sz w:val="22"/>
           <w:szCs w:val="22"/>
         </w:rPr>
-      </w:pPr>
+        <w:t>Technical Skills</w:t>
+      </w:r>
+    </w:p>
+    <w:p>
+      <w:pPr>
+        <w:spacing w:before="37" w:after="37"/>
+      </w:pPr>
+      <w:r>
+        <w:rPr>
+          <w:rFonts w:ascii="Source Sans Pro" w:eastAsia="Source Sans Pro" w:hAnsi="Source Sans Pro" w:cs="Source Sans Pro"/>
+          <w:b/>
+          <w:sz w:val="19"/>
+          <w:szCs w:val="19"/>
+        </w:rPr>
+        <w:t xml:space="preserve">SOC Operations: </w:t>
+      </w:r>
+      <w:r>
+        <w:rPr>
+          <w:rFonts w:ascii="Source Sans Pro" w:eastAsia="Source Sans Pro" w:hAnsi="Source Sans Pro" w:cs="Source Sans Pro"/>
+          <w:sz w:val="19"/>
+          <w:szCs w:val="19"/>
+        </w:rPr>
+        <w:t>Alert triage, incident investigation, log analysis, threat detection, escalation, false positive analysis</w:t>
+      </w:r>
+    </w:p>
+    <w:p>
+      <w:pPr>
+        <w:spacing w:before="37" w:after="37"/>
+      </w:pPr>
+      <w:r>
+        <w:rPr>
+          <w:rFonts w:ascii="Source Sans Pro" w:eastAsia="Source Sans Pro" w:hAnsi="Source Sans Pro" w:cs="Source Sans Pro"/>
+          <w:b/>
+          <w:sz w:val="19"/>
+          <w:szCs w:val="19"/>
+        </w:rPr>
+        <w:t xml:space="preserve">SIEM &amp; Monitoring: </w:t>
+      </w:r>
+      <w:r>
+        <w:rPr>
+          <w:rFonts w:ascii="Source Sans Pro" w:eastAsia="Source Sans Pro" w:hAnsi="Source Sans Pro" w:cs="Source Sans Pro"/>
+          <w:sz w:val="19"/>
+          <w:szCs w:val="19"/>
+        </w:rPr>
+        <w:t>Splunk (SPL), Elastic SIEM (basic), Windows Event Logs, Sysmon, Wireshark</w:t>
+      </w:r>
+    </w:p>
+    <w:p>
+      <w:pPr>
+        <w:spacing w:before="37" w:after="37"/>
+      </w:pPr>
+      <w:r>
+        <w:rPr>
+          <w:rFonts w:ascii="Source Sans Pro" w:eastAsia="Source Sans Pro" w:hAnsi="Source Sans Pro" w:cs="Source Sans Pro"/>
+          <w:b/>
+          <w:sz w:val="19"/>
+          <w:szCs w:val="19"/>
+        </w:rPr>
+        <w:t xml:space="preserve">Threat Intelligence: </w:t>
+      </w:r>
+      <w:r>
+        <w:rPr>
+          <w:rFonts w:ascii="Source Sans Pro" w:eastAsia="Source Sans Pro" w:hAnsi="Source Sans Pro" w:cs="Source Sans Pro"/>
+          <w:sz w:val="19"/>
+          <w:szCs w:val="19"/>
+        </w:rPr>
+        <w:t>MITRE ATT&amp;CK, IOC analysis, VirusTotal, OSINT enrichment, Cyber Kill Chain</w:t>
+      </w:r>
+    </w:p>
+    <w:p>
+      <w:pPr>
+        <w:spacing w:before="37" w:after="37"/>
+      </w:pPr>
+      <w:r>
+        <w:rPr>
+          <w:rFonts w:ascii="Source Sans Pro" w:eastAsia="Source Sans Pro" w:hAnsi="Source Sans Pro" w:cs="Source Sans Pro"/>
+          <w:b/>
+          <w:sz w:val="19"/>
+          <w:szCs w:val="19"/>
+        </w:rPr>
+        <w:t xml:space="preserve">Systems &amp; Networking: </w:t>
+      </w:r>
+      <w:r>
+        <w:rPr>
+          <w:rFonts w:ascii="Source Sans Pro" w:eastAsia="Source Sans Pro" w:hAnsi="Source Sans Pro" w:cs="Source Sans Pro"/>
+          <w:sz w:val="19"/>
+          <w:szCs w:val="19"/>
+        </w:rPr>
+        <w:t>Windows internals, Linux fundamentals, TCP/IP, DNS, HTTP/S, IDS/IPS, AWS (IAM, CloudTrail, GuardDuty), cloud security posture</w:t>
+      </w:r>
+    </w:p>
+    <w:p>
+      <w:pPr>
+        <w:spacing w:before="37" w:after="37"/>
+      </w:pPr>
+      <w:r>
+        <w:rPr>
+          <w:rFonts w:ascii="Source Sans Pro" w:eastAsia="Source Sans Pro" w:hAnsi="Source Sans Pro" w:cs="Source Sans Pro"/>
+          <w:b/>
+          <w:sz w:val="19"/>
+          <w:szCs w:val="19"/>
+        </w:rPr>
+        <w:t xml:space="preserve">Automation: </w:t>
+      </w:r>
+      <w:r>
+        <w:rPr>
+          <w:rFonts w:ascii="Source Sans Pro" w:eastAsia="Source Sans Pro" w:hAnsi="Source Sans Pro" w:cs="Source Sans Pro"/>
+          <w:sz w:val="19"/>
+          <w:szCs w:val="19"/>
+        </w:rPr>
+        <w:t>Python, Bash (basic), boto3, regular expressions</w:t>
+      </w:r>
     </w:p>
     <w:p>
       <w:pPr>
         <w:pBdr>
           <w:bottom w:val="single" w:sz="6" w:space="1" w:color="000000"/>
         </w:pBdr>
-        <w:spacing w:before="83" w:after="0"/>
+        <w:spacing w:before="13" w:after="13"/>
+        <w:rPr>
+          <w:rFonts w:ascii="Source Sans Pro" w:eastAsia="Source Sans Pro" w:hAnsi="Source Sans Pro" w:cs="Source Sans Pro"/>
+          <w:b/>
+          <w:bCs/>
+          <w:color w:val="000000"/>
+          <w:sz w:val="22"/>
+          <w:szCs w:val="22"/>
+        </w:rPr>
+      </w:pPr>
+    </w:p>
+    <w:p>
+      <w:pPr>
+        <w:pBdr>
+          <w:bottom w:val="single" w:sz="6" w:space="1" w:color="000000"/>
+        </w:pBdr>
+        <w:spacing w:before="70" w:after="0"/>
       </w:pPr>
       <w:r>
         <w:rPr>
@@ -891,7 +925,7 @@
           <w:ilvl w:val="0"/>
           <w:numId w:val="2"/>
         </w:numPr>
-        <w:spacing w:before="13" w:after="26"/>
+        <w:spacing w:before="13" w:after="23"/>
       </w:pPr>
       <w:r>
         <w:rPr>
@@ -910,7 +944,7 @@
           <w:ilvl w:val="0"/>
           <w:numId w:val="2"/>
         </w:numPr>
-        <w:spacing w:before="13" w:after="26"/>
+        <w:spacing w:before="13" w:after="23"/>
       </w:pPr>
       <w:r>
         <w:rPr>
